--- a/dss_revision/submission/3_cover_letter.docx
+++ b/dss_revision/submission/3_cover_letter.docx
@@ -93,14 +93,13 @@
       </w:r>
     </w:p>
     <w:p>
-      <w:r/>
       <w:r>
-        <w:rPr>
-          <w:highlight w:val="yellow"/>
-        </w:rPr>
-        <w:t>[Corresponding author name and affiliation]</w:t>
+        <w:t>Ook Lee</w:t>
+        <w:br/>
+        <w:t>Department of Information Systems, Hanyang University, Seoul, Korea</w:t>
+        <w:br/>
+        <w:t>ooklee@hanyang.ac.kr</w:t>
       </w:r>
-      <w:r/>
     </w:p>
     <w:sectPr>
       <w:pgSz w:w="12240" w:h="15840"/>

--- a/dss_revision/submission/3_cover_letter.docx
+++ b/dss_revision/submission/3_cover_letter.docx
@@ -11,14 +11,9 @@
       </w:r>
     </w:p>
     <w:p>
-      <w:r/>
       <w:r>
-        <w:rPr>
-          <w:highlight w:val="yellow"/>
-        </w:rPr>
-        <w:t>[Date]</w:t>
+        <w:t>October 8, 2026</w:t>
       </w:r>
-      <w:r/>
     </w:p>
     <w:p>
       <w:r>
@@ -47,45 +42,8 @@
     </w:p>
     <w:p>
       <w:r>
-        <w:t xml:space="preserve">The manuscript is original, has not been published, and is not under consideration elsewhere. </w:t>
+        <w:t>The manuscript is original, has not been published, and is not under consideration elsewhere. The sole author has approved the submission. The code, results, and the LLM rating table are provided as an anonymized supplementary archive. A statement on the use of generative AI is included on the title page and in the manuscript.</w:t>
       </w:r>
-      <w:r>
-        <w:rPr>
-          <w:highlight w:val="yellow"/>
-        </w:rPr>
-        <w:t>[Confirm.]</w:t>
-      </w:r>
-      <w:r>
-        <w:t xml:space="preserve"> All authors have approved the submission. </w:t>
-      </w:r>
-      <w:r>
-        <w:rPr>
-          <w:highlight w:val="yellow"/>
-        </w:rPr>
-        <w:t>[Confirm.]</w:t>
-      </w:r>
-      <w:r>
-        <w:t xml:space="preserve"> The code, results, and the LLM rating table are available from an anonymized repository </w:t>
-      </w:r>
-      <w:r>
-        <w:rPr>
-          <w:highlight w:val="yellow"/>
-        </w:rPr>
-        <w:t>[link]</w:t>
-      </w:r>
-      <w:r>
-        <w:t>. A statement on the use of generative AI is included on the title page.</w:t>
-      </w:r>
-    </w:p>
-    <w:p>
-      <w:r/>
-      <w:r>
-        <w:rPr>
-          <w:highlight w:val="yellow"/>
-        </w:rPr>
-        <w:t>[Suggested reviewers (optional; name, affiliation, e-mail, reason)]</w:t>
-      </w:r>
-      <w:r/>
     </w:p>
     <w:p>
       <w:r>
